--- a/תיעוד הפרוייקט.docx
+++ b/תיעוד הפרוייקט.docx
@@ -97,14 +97,14 @@
           <w:rFonts w:ascii="Heebo" w:hAnsi="Heebo"/>
           <w:rtl/>
         </w:rPr>
-        <w:t>ה"בנצ'מרק</w:t>
+        <w:t>הבנצ'מרק</w:t>
       </w:r>
       <w:proofErr w:type="spellEnd"/>
       <w:r>
         <w:rPr>
           <w:rFonts w:ascii="Heebo" w:hAnsi="Heebo"/>
         </w:rPr>
-        <w:t xml:space="preserve">" (Benchmark) </w:t>
+        <w:t xml:space="preserve"> (Benchmark) </w:t>
       </w:r>
       <w:r>
         <w:rPr>
@@ -693,7 +693,6 @@
         </w:rPr>
         <w:t xml:space="preserve">והסרנו נבדקים </w:t>
       </w:r>
-      <w:proofErr w:type="spellStart"/>
       <w:r>
         <w:rPr>
           <w:rFonts w:hint="cs"/>
@@ -701,7 +700,6 @@
         </w:rPr>
         <w:t>בעייתים</w:t>
       </w:r>
-      <w:proofErr w:type="spellEnd"/>
       <w:r>
         <w:rPr>
           <w:rFonts w:hint="cs"/>
@@ -1625,7 +1623,526 @@
           <w:rtl/>
         </w:rPr>
         <w:lastRenderedPageBreak/>
-        <w:t xml:space="preserve">שבוע 3 - </w:t>
+        <w:t xml:space="preserve">שבוע 3 </w:t>
+      </w:r>
+      <w:r>
+        <w:rPr>
+          <w:rtl/>
+        </w:rPr>
+        <w:t>–</w:t>
+      </w:r>
+      <w:r>
+        <w:rPr>
+          <w:rFonts w:hint="cs"/>
+          <w:rtl/>
+        </w:rPr>
+        <w:t xml:space="preserve"> מציאת קורלציות והפקת גרפים</w:t>
+      </w:r>
+    </w:p>
+    <w:p>
+      <w:pPr>
+        <w:rPr>
+          <w:rtl/>
+        </w:rPr>
+      </w:pPr>
+      <w:r>
+        <w:rPr>
+          <w:rFonts w:hint="cs"/>
+          <w:rtl/>
+        </w:rPr>
+        <w:t xml:space="preserve">הכנו סקריפט </w:t>
+      </w:r>
+      <w:r>
+        <w:rPr>
+          <w:rFonts w:hint="cs"/>
+          <w:rtl/>
+        </w:rPr>
+        <w:t xml:space="preserve">שחישב לכל בחירה של כל נבדק מסט ה </w:t>
+      </w:r>
+      <w:r>
+        <w:t>EDA</w:t>
+      </w:r>
+      <w:r>
+        <w:rPr>
+          <w:rFonts w:hint="cs"/>
+          <w:rtl/>
+        </w:rPr>
+        <w:t xml:space="preserve"> את ההסתברות ש </w:t>
+      </w:r>
+      <w:r>
+        <w:t>CATIE</w:t>
+      </w:r>
+      <w:r>
+        <w:rPr>
+          <w:rFonts w:hint="cs"/>
+          <w:rtl/>
+        </w:rPr>
+        <w:t xml:space="preserve"> העניק לבחירה שהתקבלה (הסתברות נמוכה = </w:t>
+      </w:r>
+      <w:r>
+        <w:t>CATIE</w:t>
+      </w:r>
+      <w:r>
+        <w:rPr>
+          <w:rFonts w:hint="cs"/>
+          <w:rtl/>
+        </w:rPr>
+        <w:t xml:space="preserve"> היה מופתע מהבחירה</w:t>
+      </w:r>
+      <w:r>
+        <w:rPr>
+          <w:rFonts w:hint="cs"/>
+          <w:rtl/>
+        </w:rPr>
+        <w:t xml:space="preserve"> וגבוהה = </w:t>
+      </w:r>
+      <w:r>
+        <w:t>CATIE</w:t>
+      </w:r>
+      <w:r>
+        <w:rPr>
+          <w:rFonts w:hint="cs"/>
+          <w:rtl/>
+        </w:rPr>
+        <w:t xml:space="preserve"> חזה את הבחירה)</w:t>
+      </w:r>
+      <w:r>
+        <w:rPr>
+          <w:rFonts w:hint="cs"/>
+          <w:rtl/>
+        </w:rPr>
+        <w:t xml:space="preserve">. הסקריפט נכתב ב </w:t>
+      </w:r>
+      <w:proofErr w:type="spellStart"/>
+      <w:r>
+        <w:t>Matlab</w:t>
+      </w:r>
+      <w:proofErr w:type="spellEnd"/>
+      <w:r>
+        <w:rPr>
+          <w:rFonts w:hint="cs"/>
+          <w:rtl/>
+        </w:rPr>
+        <w:t xml:space="preserve"> והשתמשנו בו בדיוק באותן הפונקציות</w:t>
+      </w:r>
+      <w:r>
+        <w:rPr>
+          <w:rFonts w:hint="cs"/>
+          <w:rtl/>
+        </w:rPr>
+        <w:t xml:space="preserve"> מקוד המקור. וידאנו את תקינות המידע שהתקבל.</w:t>
+      </w:r>
+    </w:p>
+    <w:p>
+      <w:r>
+        <w:rPr>
+          <w:rFonts w:hint="cs"/>
+          <w:rtl/>
+        </w:rPr>
+        <w:t xml:space="preserve">לאחר מכן הכנו </w:t>
+      </w:r>
+      <w:r>
+        <w:rPr>
+          <w:rFonts w:hint="cs"/>
+          <w:rtl/>
+        </w:rPr>
+        <w:t>סקריפט נוסף שמטרתו הייתה בהינתן המידע שיש לנו על זמני התגובה</w:t>
+      </w:r>
+      <w:r>
+        <w:rPr>
+          <w:rFonts w:hint="cs"/>
+          <w:rtl/>
+        </w:rPr>
+        <w:t xml:space="preserve"> ו</w:t>
+      </w:r>
+      <w:r>
+        <w:rPr>
+          <w:rFonts w:hint="cs"/>
+          <w:rtl/>
+        </w:rPr>
+        <w:t xml:space="preserve">היחס של זמני התגובה לכל נבדק (לכל נבדק יש עמודה של </w:t>
+      </w:r>
+      <w:r>
+        <w:t>RT</w:t>
+      </w:r>
+      <w:r>
+        <w:rPr>
+          <w:rFonts w:hint="cs"/>
+          <w:rtl/>
+        </w:rPr>
+        <w:t xml:space="preserve"> מנורמל ביחס לכלל ה </w:t>
+      </w:r>
+      <w:r>
+        <w:t>RT</w:t>
+      </w:r>
+      <w:r>
+        <w:rPr>
+          <w:rFonts w:hint="cs"/>
+          <w:rtl/>
+        </w:rPr>
+        <w:t xml:space="preserve"> שלו)</w:t>
+      </w:r>
+      <w:r>
+        <w:rPr>
+          <w:rFonts w:hint="cs"/>
+          <w:rtl/>
+        </w:rPr>
+        <w:t xml:space="preserve"> והמידע אודות הערכת ההסתברות של </w:t>
+      </w:r>
+      <w:r>
+        <w:t>CATIE</w:t>
+      </w:r>
+      <w:r>
+        <w:rPr>
+          <w:rFonts w:hint="cs"/>
+          <w:rtl/>
+        </w:rPr>
+        <w:t xml:space="preserve"> לבדוק את </w:t>
+      </w:r>
+      <w:r>
+        <w:rPr>
+          <w:rFonts w:hint="cs"/>
+          <w:rtl/>
+        </w:rPr>
+        <w:t>ההשערות שלנו.</w:t>
+      </w:r>
+    </w:p>
+    <w:p>
+      <w:pPr>
+        <w:rPr>
+          <w:rtl/>
+        </w:rPr>
+      </w:pPr>
+      <w:r>
+        <w:rPr>
+          <w:rFonts w:hint="cs"/>
+          <w:noProof/>
+          <w:rtl/>
+          <w:lang w:val="he-IL"/>
+        </w:rPr>
+        <w:drawing>
+          <wp:anchor distT="0" distB="0" distL="114300" distR="114300" simplePos="0" relativeHeight="251662336" behindDoc="0" locked="0" layoutInCell="1" allowOverlap="1" wp14:anchorId="64E54597" wp14:editId="6684E094">
+            <wp:simplePos x="0" y="0"/>
+            <wp:positionH relativeFrom="column">
+              <wp:posOffset>-911176</wp:posOffset>
+            </wp:positionH>
+            <wp:positionV relativeFrom="paragraph">
+              <wp:posOffset>2757610</wp:posOffset>
+            </wp:positionV>
+            <wp:extent cx="3255010" cy="1783715"/>
+            <wp:effectExtent l="0" t="0" r="2540" b="6985"/>
+            <wp:wrapTopAndBottom/>
+            <wp:docPr id="181990220" name="תמונה 5"/>
+            <wp:cNvGraphicFramePr>
+              <a:graphicFrameLocks xmlns:a="http://schemas.openxmlformats.org/drawingml/2006/main" noChangeAspect="1"/>
+            </wp:cNvGraphicFramePr>
+            <a:graphic xmlns:a="http://schemas.openxmlformats.org/drawingml/2006/main">
+              <a:graphicData uri="http://schemas.openxmlformats.org/drawingml/2006/picture">
+                <pic:pic xmlns:pic="http://schemas.openxmlformats.org/drawingml/2006/picture">
+                  <pic:nvPicPr>
+                    <pic:cNvPr id="181990220" name="תמונה 181990220"/>
+                    <pic:cNvPicPr/>
+                  </pic:nvPicPr>
+                  <pic:blipFill>
+                    <a:blip r:embed="rId5" cstate="print">
+                      <a:extLst>
+                        <a:ext uri="{28A0092B-C50C-407E-A947-70E740481C1C}">
+                          <a14:useLocalDpi xmlns:a14="http://schemas.microsoft.com/office/drawing/2010/main" val="0"/>
+                        </a:ext>
+                      </a:extLst>
+                    </a:blip>
+                    <a:stretch>
+                      <a:fillRect/>
+                    </a:stretch>
+                  </pic:blipFill>
+                  <pic:spPr>
+                    <a:xfrm>
+                      <a:off x="0" y="0"/>
+                      <a:ext cx="3255010" cy="1783715"/>
+                    </a:xfrm>
+                    <a:prstGeom prst="rect">
+                      <a:avLst/>
+                    </a:prstGeom>
+                  </pic:spPr>
+                </pic:pic>
+              </a:graphicData>
+            </a:graphic>
+            <wp14:sizeRelH relativeFrom="page">
+              <wp14:pctWidth>0</wp14:pctWidth>
+            </wp14:sizeRelH>
+            <wp14:sizeRelV relativeFrom="page">
+              <wp14:pctHeight>0</wp14:pctHeight>
+            </wp14:sizeRelV>
+          </wp:anchor>
+        </w:drawing>
+      </w:r>
+      <w:r>
+        <w:rPr>
+          <w:rFonts w:hint="cs"/>
+          <w:noProof/>
+          <w:rtl/>
+          <w:lang w:val="he-IL"/>
+        </w:rPr>
+        <w:drawing>
+          <wp:anchor distT="0" distB="0" distL="114300" distR="114300" simplePos="0" relativeHeight="251661312" behindDoc="0" locked="0" layoutInCell="1" allowOverlap="1" wp14:anchorId="6F34E9D4" wp14:editId="7B28C7C6">
+            <wp:simplePos x="0" y="0"/>
+            <wp:positionH relativeFrom="column">
+              <wp:posOffset>1213046</wp:posOffset>
+            </wp:positionH>
+            <wp:positionV relativeFrom="paragraph">
+              <wp:posOffset>4703250</wp:posOffset>
+            </wp:positionV>
+            <wp:extent cx="2903013" cy="1800665"/>
+            <wp:effectExtent l="0" t="0" r="0" b="9525"/>
+            <wp:wrapTopAndBottom/>
+            <wp:docPr id="238699722" name="תמונה 3"/>
+            <wp:cNvGraphicFramePr>
+              <a:graphicFrameLocks xmlns:a="http://schemas.openxmlformats.org/drawingml/2006/main" noChangeAspect="1"/>
+            </wp:cNvGraphicFramePr>
+            <a:graphic xmlns:a="http://schemas.openxmlformats.org/drawingml/2006/main">
+              <a:graphicData uri="http://schemas.openxmlformats.org/drawingml/2006/picture">
+                <pic:pic xmlns:pic="http://schemas.openxmlformats.org/drawingml/2006/picture">
+                  <pic:nvPicPr>
+                    <pic:cNvPr id="238699722" name="תמונה 238699722"/>
+                    <pic:cNvPicPr/>
+                  </pic:nvPicPr>
+                  <pic:blipFill>
+                    <a:blip r:embed="rId6" cstate="print">
+                      <a:extLst>
+                        <a:ext uri="{28A0092B-C50C-407E-A947-70E740481C1C}">
+                          <a14:useLocalDpi xmlns:a14="http://schemas.microsoft.com/office/drawing/2010/main" val="0"/>
+                        </a:ext>
+                      </a:extLst>
+                    </a:blip>
+                    <a:stretch>
+                      <a:fillRect/>
+                    </a:stretch>
+                  </pic:blipFill>
+                  <pic:spPr>
+                    <a:xfrm>
+                      <a:off x="0" y="0"/>
+                      <a:ext cx="2903013" cy="1800665"/>
+                    </a:xfrm>
+                    <a:prstGeom prst="rect">
+                      <a:avLst/>
+                    </a:prstGeom>
+                  </pic:spPr>
+                </pic:pic>
+              </a:graphicData>
+            </a:graphic>
+            <wp14:sizeRelH relativeFrom="page">
+              <wp14:pctWidth>0</wp14:pctWidth>
+            </wp14:sizeRelH>
+            <wp14:sizeRelV relativeFrom="page">
+              <wp14:pctHeight>0</wp14:pctHeight>
+            </wp14:sizeRelV>
+          </wp:anchor>
+        </w:drawing>
+      </w:r>
+      <w:r>
+        <w:rPr>
+          <w:rFonts w:hint="cs"/>
+          <w:noProof/>
+          <w:rtl/>
+          <w:lang w:val="he-IL"/>
+        </w:rPr>
+        <w:drawing>
+          <wp:anchor distT="0" distB="0" distL="114300" distR="114300" simplePos="0" relativeHeight="251660288" behindDoc="0" locked="0" layoutInCell="1" allowOverlap="1" wp14:anchorId="1F6503EA" wp14:editId="39332BEC">
+            <wp:simplePos x="0" y="0"/>
+            <wp:positionH relativeFrom="column">
+              <wp:posOffset>2493254</wp:posOffset>
+            </wp:positionH>
+            <wp:positionV relativeFrom="paragraph">
+              <wp:posOffset>2657036</wp:posOffset>
+            </wp:positionV>
+            <wp:extent cx="3642360" cy="2002155"/>
+            <wp:effectExtent l="0" t="0" r="0" b="0"/>
+            <wp:wrapTopAndBottom/>
+            <wp:docPr id="1305123681" name="תמונה 4"/>
+            <wp:cNvGraphicFramePr>
+              <a:graphicFrameLocks xmlns:a="http://schemas.openxmlformats.org/drawingml/2006/main" noChangeAspect="1"/>
+            </wp:cNvGraphicFramePr>
+            <a:graphic xmlns:a="http://schemas.openxmlformats.org/drawingml/2006/main">
+              <a:graphicData uri="http://schemas.openxmlformats.org/drawingml/2006/picture">
+                <pic:pic xmlns:pic="http://schemas.openxmlformats.org/drawingml/2006/picture">
+                  <pic:nvPicPr>
+                    <pic:cNvPr id="1305123681" name="תמונה 1305123681"/>
+                    <pic:cNvPicPr/>
+                  </pic:nvPicPr>
+                  <pic:blipFill>
+                    <a:blip r:embed="rId7" cstate="print">
+                      <a:extLst>
+                        <a:ext uri="{28A0092B-C50C-407E-A947-70E740481C1C}">
+                          <a14:useLocalDpi xmlns:a14="http://schemas.microsoft.com/office/drawing/2010/main" val="0"/>
+                        </a:ext>
+                      </a:extLst>
+                    </a:blip>
+                    <a:stretch>
+                      <a:fillRect/>
+                    </a:stretch>
+                  </pic:blipFill>
+                  <pic:spPr>
+                    <a:xfrm>
+                      <a:off x="0" y="0"/>
+                      <a:ext cx="3642360" cy="2002155"/>
+                    </a:xfrm>
+                    <a:prstGeom prst="rect">
+                      <a:avLst/>
+                    </a:prstGeom>
+                  </pic:spPr>
+                </pic:pic>
+              </a:graphicData>
+            </a:graphic>
+            <wp14:sizeRelH relativeFrom="page">
+              <wp14:pctWidth>0</wp14:pctWidth>
+            </wp14:sizeRelH>
+            <wp14:sizeRelV relativeFrom="page">
+              <wp14:pctHeight>0</wp14:pctHeight>
+            </wp14:sizeRelV>
+          </wp:anchor>
+        </w:drawing>
+      </w:r>
+      <w:r>
+        <w:rPr>
+          <w:rFonts w:hint="cs"/>
+          <w:noProof/>
+          <w:rtl/>
+          <w:lang w:val="he-IL"/>
+        </w:rPr>
+        <w:drawing>
+          <wp:anchor distT="0" distB="0" distL="114300" distR="114300" simplePos="0" relativeHeight="251659264" behindDoc="0" locked="0" layoutInCell="1" allowOverlap="1" wp14:anchorId="0D21BCE8" wp14:editId="2557ED31">
+            <wp:simplePos x="0" y="0"/>
+            <wp:positionH relativeFrom="column">
+              <wp:posOffset>-610039</wp:posOffset>
+            </wp:positionH>
+            <wp:positionV relativeFrom="paragraph">
+              <wp:posOffset>477471</wp:posOffset>
+            </wp:positionV>
+            <wp:extent cx="2988512" cy="1856936"/>
+            <wp:effectExtent l="0" t="0" r="2540" b="0"/>
+            <wp:wrapTopAndBottom/>
+            <wp:docPr id="1654519753" name="תמונה 2"/>
+            <wp:cNvGraphicFramePr>
+              <a:graphicFrameLocks xmlns:a="http://schemas.openxmlformats.org/drawingml/2006/main" noChangeAspect="1"/>
+            </wp:cNvGraphicFramePr>
+            <a:graphic xmlns:a="http://schemas.openxmlformats.org/drawingml/2006/main">
+              <a:graphicData uri="http://schemas.openxmlformats.org/drawingml/2006/picture">
+                <pic:pic xmlns:pic="http://schemas.openxmlformats.org/drawingml/2006/picture">
+                  <pic:nvPicPr>
+                    <pic:cNvPr id="1654519753" name="תמונה 1654519753"/>
+                    <pic:cNvPicPr/>
+                  </pic:nvPicPr>
+                  <pic:blipFill>
+                    <a:blip r:embed="rId8" cstate="print">
+                      <a:extLst>
+                        <a:ext uri="{28A0092B-C50C-407E-A947-70E740481C1C}">
+                          <a14:useLocalDpi xmlns:a14="http://schemas.microsoft.com/office/drawing/2010/main" val="0"/>
+                        </a:ext>
+                      </a:extLst>
+                    </a:blip>
+                    <a:stretch>
+                      <a:fillRect/>
+                    </a:stretch>
+                  </pic:blipFill>
+                  <pic:spPr>
+                    <a:xfrm>
+                      <a:off x="0" y="0"/>
+                      <a:ext cx="2988512" cy="1856936"/>
+                    </a:xfrm>
+                    <a:prstGeom prst="rect">
+                      <a:avLst/>
+                    </a:prstGeom>
+                  </pic:spPr>
+                </pic:pic>
+              </a:graphicData>
+            </a:graphic>
+          </wp:anchor>
+        </w:drawing>
+      </w:r>
+      <w:r>
+        <w:rPr>
+          <w:rFonts w:hint="cs"/>
+          <w:noProof/>
+          <w:rtl/>
+          <w:lang w:val="he-IL"/>
+        </w:rPr>
+        <w:drawing>
+          <wp:anchor distT="0" distB="0" distL="114300" distR="114300" simplePos="0" relativeHeight="251658240" behindDoc="0" locked="0" layoutInCell="1" allowOverlap="1" wp14:anchorId="4D9F89D0" wp14:editId="0157EE27">
+            <wp:simplePos x="0" y="0"/>
+            <wp:positionH relativeFrom="column">
+              <wp:posOffset>2802743</wp:posOffset>
+            </wp:positionH>
+            <wp:positionV relativeFrom="paragraph">
+              <wp:posOffset>254635</wp:posOffset>
+            </wp:positionV>
+            <wp:extent cx="3269664" cy="2304826"/>
+            <wp:effectExtent l="0" t="0" r="6985" b="635"/>
+            <wp:wrapTopAndBottom/>
+            <wp:docPr id="911720389" name="תמונה 1"/>
+            <wp:cNvGraphicFramePr>
+              <a:graphicFrameLocks xmlns:a="http://schemas.openxmlformats.org/drawingml/2006/main" noChangeAspect="1"/>
+            </wp:cNvGraphicFramePr>
+            <a:graphic xmlns:a="http://schemas.openxmlformats.org/drawingml/2006/main">
+              <a:graphicData uri="http://schemas.openxmlformats.org/drawingml/2006/picture">
+                <pic:pic xmlns:pic="http://schemas.openxmlformats.org/drawingml/2006/picture">
+                  <pic:nvPicPr>
+                    <pic:cNvPr id="911720389" name="תמונה 911720389"/>
+                    <pic:cNvPicPr/>
+                  </pic:nvPicPr>
+                  <pic:blipFill>
+                    <a:blip r:embed="rId9" cstate="print">
+                      <a:extLst>
+                        <a:ext uri="{28A0092B-C50C-407E-A947-70E740481C1C}">
+                          <a14:useLocalDpi xmlns:a14="http://schemas.microsoft.com/office/drawing/2010/main" val="0"/>
+                        </a:ext>
+                      </a:extLst>
+                    </a:blip>
+                    <a:stretch>
+                      <a:fillRect/>
+                    </a:stretch>
+                  </pic:blipFill>
+                  <pic:spPr>
+                    <a:xfrm>
+                      <a:off x="0" y="0"/>
+                      <a:ext cx="3269664" cy="2304826"/>
+                    </a:xfrm>
+                    <a:prstGeom prst="rect">
+                      <a:avLst/>
+                    </a:prstGeom>
+                  </pic:spPr>
+                </pic:pic>
+              </a:graphicData>
+            </a:graphic>
+            <wp14:sizeRelH relativeFrom="page">
+              <wp14:pctWidth>0</wp14:pctWidth>
+            </wp14:sizeRelH>
+            <wp14:sizeRelV relativeFrom="page">
+              <wp14:pctHeight>0</wp14:pctHeight>
+            </wp14:sizeRelV>
+          </wp:anchor>
+        </w:drawing>
+      </w:r>
+      <w:r>
+        <w:rPr>
+          <w:rFonts w:hint="cs"/>
+          <w:rtl/>
+        </w:rPr>
+        <w:t>גרפים שקיבלנו:</w:t>
+      </w:r>
+    </w:p>
+    <w:p>
+      <w:pPr>
+        <w:rPr>
+          <w:rtl/>
+        </w:rPr>
+      </w:pPr>
+      <w:r>
+        <w:rPr>
+          <w:rFonts w:hint="cs"/>
+          <w:rtl/>
+        </w:rPr>
+        <w:lastRenderedPageBreak/>
+        <w:t>מסקנות מהגרפים:</w:t>
       </w:r>
     </w:p>
     <w:p>

--- a/תיעוד הפרוייקט.docx
+++ b/תיעוד הפרוייקט.docx
@@ -89,17 +89,8 @@
           <w:rFonts w:ascii="Heebo" w:hAnsi="Heebo"/>
           <w:rtl/>
         </w:rPr>
-        <w:t xml:space="preserve">הסט הזה חייב להכיל את מסלולי </w:t>
-      </w:r>
-      <w:proofErr w:type="spellStart"/>
-      <w:r>
-        <w:rPr>
-          <w:rFonts w:ascii="Heebo" w:hAnsi="Heebo"/>
-          <w:rtl/>
-        </w:rPr>
-        <w:t>הבנצ'מרק</w:t>
-      </w:r>
-      <w:proofErr w:type="spellEnd"/>
+        <w:t>הסט הזה חייב להכיל את מסלולי הבנצ'מרק</w:t>
+      </w:r>
       <w:r>
         <w:rPr>
           <w:rFonts w:ascii="Heebo" w:hAnsi="Heebo"/>
@@ -1713,11 +1704,9 @@
         </w:rPr>
         <w:t xml:space="preserve">. הסקריפט נכתב ב </w:t>
       </w:r>
-      <w:proofErr w:type="spellStart"/>
       <w:r>
         <w:t>Matlab</w:t>
       </w:r>
-      <w:proofErr w:type="spellEnd"/>
       <w:r>
         <w:rPr>
           <w:rFonts w:hint="cs"/>
@@ -2132,9 +2121,7 @@
     </w:p>
     <w:p>
       <w:pPr>
-        <w:rPr>
-          <w:rtl/>
-        </w:rPr>
+        <w:pStyle w:val="1"/>
       </w:pPr>
       <w:r>
         <w:rPr>
@@ -2142,15 +2129,676 @@
           <w:rtl/>
         </w:rPr>
         <w:lastRenderedPageBreak/>
-        <w:t>מסקנות מהגרפים:</w:t>
+        <w:t xml:space="preserve">שבוע 4 </w:t>
+      </w:r>
+      <w:r>
+        <w:rPr>
+          <w:rtl/>
+        </w:rPr>
+        <w:t>–</w:t>
+      </w:r>
+      <w:r>
+        <w:rPr>
+          <w:rFonts w:hint="cs"/>
+          <w:rtl/>
+        </w:rPr>
+        <w:t xml:space="preserve"> </w:t>
+      </w:r>
+      <w:r>
+        <w:t>phase 0,1</w:t>
+      </w:r>
+      <w:r>
+        <w:rPr>
+          <w:rFonts w:hint="cs"/>
+          <w:rtl/>
+        </w:rPr>
+        <w:t xml:space="preserve"> של התוכנית של </w:t>
+      </w:r>
+      <w:r>
+        <w:t>CLAUDE</w:t>
       </w:r>
     </w:p>
     <w:p>
       <w:pPr>
         <w:rPr>
-          <w:rFonts w:ascii="Heebo" w:hAnsi="Heebo"/>
-        </w:rPr>
-      </w:pPr>
+          <w:b/>
+          <w:bCs/>
+          <w:rtl/>
+        </w:rPr>
+      </w:pPr>
+      <w:r>
+        <w:rPr>
+          <w:rFonts w:hint="cs"/>
+          <w:rtl/>
+        </w:rPr>
+        <w:t>פסלנו כיוונים קודמים של זמן התגובה וה</w:t>
+      </w:r>
+      <w:r>
+        <w:rPr>
+          <w:rFonts w:hint="cs"/>
+          <w:rtl/>
+        </w:rPr>
+        <w:t xml:space="preserve"> </w:t>
+      </w:r>
+      <w:r>
+        <w:rPr>
+          <w:b/>
+          <w:bCs/>
+        </w:rPr>
+        <w:t>Current-choice side switches</w:t>
+      </w:r>
+      <w:r>
+        <w:rPr>
+          <w:rFonts w:hint="cs"/>
+          <w:b/>
+          <w:bCs/>
+          <w:rtl/>
+        </w:rPr>
+        <w:t>.</w:t>
+      </w:r>
+    </w:p>
+    <w:p>
+      <w:pPr>
+        <w:rPr>
+          <w:rtl/>
+        </w:rPr>
+      </w:pPr>
+      <w:r>
+        <w:rPr>
+          <w:rFonts w:hint="cs"/>
+          <w:u w:val="single"/>
+          <w:rtl/>
+        </w:rPr>
+        <w:t>שלב 0 -</w:t>
+      </w:r>
+      <w:r>
+        <w:rPr>
+          <w:rFonts w:hint="cs"/>
+          <w:rtl/>
+        </w:rPr>
+        <w:t xml:space="preserve"> </w:t>
+      </w:r>
+      <w:r>
+        <w:rPr>
+          <w:rtl/>
+        </w:rPr>
+        <w:t>בניית התשתיות, מנוע החישוב וחלוקת הנתונים</w:t>
+      </w:r>
+      <w:r>
+        <w:rPr>
+          <w:rFonts w:hint="cs"/>
+          <w:rtl/>
+        </w:rPr>
+        <w:t>:</w:t>
+      </w:r>
+      <w:r>
+        <w:rPr>
+          <w:rFonts w:hint="cs"/>
+          <w:rtl/>
+        </w:rPr>
+        <w:t xml:space="preserve"> </w:t>
+      </w:r>
+      <w:r>
+        <w:rPr>
+          <w:rFonts w:hint="cs"/>
+          <w:rtl/>
+        </w:rPr>
+        <w:t xml:space="preserve">העברה </w:t>
+      </w:r>
+      <w:r>
+        <w:rPr>
+          <w:rtl/>
+        </w:rPr>
+        <w:t>בצורה מאובטחת ומדויקת את מודל</w:t>
+      </w:r>
+      <w:r>
+        <w:t xml:space="preserve"> CATIE </w:t>
+      </w:r>
+      <w:r>
+        <w:rPr>
+          <w:rtl/>
+        </w:rPr>
+        <w:t>מ</w:t>
+      </w:r>
+      <w:r>
+        <w:t xml:space="preserve">-MATLAB </w:t>
+      </w:r>
+      <w:r>
+        <w:rPr>
+          <w:rtl/>
+        </w:rPr>
+        <w:t>לפייתון</w:t>
+      </w:r>
+      <w:r>
+        <w:rPr>
+          <w:rFonts w:hint="cs"/>
+          <w:rtl/>
+        </w:rPr>
+        <w:t>, כולל:</w:t>
+      </w:r>
+    </w:p>
+    <w:p>
+      <w:pPr>
+        <w:rPr>
+          <w:rFonts w:hint="cs"/>
+          <w:rtl/>
+        </w:rPr>
+      </w:pPr>
+      <w:r>
+        <w:t>catie_core.py</w:t>
+      </w:r>
+      <w:r>
+        <w:rPr>
+          <w:rFonts w:hint="cs"/>
+          <w:rtl/>
+        </w:rPr>
+        <w:t xml:space="preserve">: </w:t>
+      </w:r>
+      <w:r>
+        <w:rPr>
+          <w:rtl/>
+        </w:rPr>
+        <w:t>המרה</w:t>
+      </w:r>
+      <w:r>
+        <w:t xml:space="preserve"> </w:t>
+      </w:r>
+      <w:r>
+        <w:rPr>
+          <w:rtl/>
+        </w:rPr>
+        <w:t xml:space="preserve">מדויקת </w:t>
+      </w:r>
+      <w:r>
+        <w:rPr>
+          <w:rFonts w:hint="cs"/>
+          <w:rtl/>
+        </w:rPr>
+        <w:t>מ</w:t>
+      </w:r>
+      <w:r>
+        <w:rPr>
+          <w:rFonts w:hint="cs"/>
+          <w:rtl/>
+        </w:rPr>
+        <w:t>קוד ה</w:t>
+      </w:r>
+      <w:r>
+        <w:rPr>
+          <w:rFonts w:hint="cs"/>
+          <w:rtl/>
+        </w:rPr>
+        <w:t xml:space="preserve"> </w:t>
+      </w:r>
+      <w:r>
+        <w:t>MATLAB</w:t>
+      </w:r>
+      <w:r>
+        <w:rPr>
+          <w:rFonts w:hint="cs"/>
+          <w:rtl/>
+        </w:rPr>
+        <w:t xml:space="preserve"> </w:t>
+      </w:r>
+      <w:r>
+        <w:rPr>
+          <w:rFonts w:hint="cs"/>
+          <w:rtl/>
+        </w:rPr>
+        <w:t xml:space="preserve">המקורי של </w:t>
+      </w:r>
+      <w:r>
+        <w:t>CATIE</w:t>
+      </w:r>
+      <w:r>
+        <w:rPr>
+          <w:rFonts w:hint="cs"/>
+          <w:rtl/>
+        </w:rPr>
+        <w:t xml:space="preserve"> </w:t>
+      </w:r>
+      <w:r>
+        <w:rPr>
+          <w:rFonts w:hint="cs"/>
+          <w:rtl/>
+        </w:rPr>
+        <w:t xml:space="preserve">לקוד פייתון </w:t>
+      </w:r>
+      <w:r>
+        <w:rPr>
+          <w:rFonts w:hint="cs"/>
+          <w:rtl/>
+        </w:rPr>
+        <w:t>ה</w:t>
+      </w:r>
+      <w:r>
+        <w:rPr>
+          <w:rtl/>
+        </w:rPr>
+        <w:t>מאפשר להריץ את המודל בשני מצבים</w:t>
+      </w:r>
+      <w:r>
+        <w:t xml:space="preserve">: "published" </w:t>
+      </w:r>
+      <w:r>
+        <w:rPr>
+          <w:rtl/>
+        </w:rPr>
+        <w:t xml:space="preserve">שמייצג את הקוד המקורי כולל </w:t>
+      </w:r>
+      <w:r>
+        <w:rPr>
+          <w:rFonts w:hint="cs"/>
+          <w:rtl/>
+        </w:rPr>
+        <w:t>ה</w:t>
+      </w:r>
+      <w:r>
+        <w:rPr>
+          <w:rtl/>
+        </w:rPr>
+        <w:t xml:space="preserve">באג </w:t>
+      </w:r>
+      <w:r>
+        <w:rPr>
+          <w:rFonts w:hint="cs"/>
+          <w:rtl/>
+        </w:rPr>
+        <w:t>שמצאנו</w:t>
+      </w:r>
+      <w:r>
+        <w:rPr>
+          <w:rtl/>
+        </w:rPr>
+        <w:t>, ו</w:t>
+      </w:r>
+      <w:r>
+        <w:t xml:space="preserve">-"fixed" </w:t>
+      </w:r>
+      <w:r>
+        <w:rPr>
+          <w:rtl/>
+        </w:rPr>
+        <w:t>שמתקן את הבאג הזה</w:t>
+      </w:r>
+      <w:r>
+        <w:rPr>
+          <w:rFonts w:hint="cs"/>
+          <w:rtl/>
+        </w:rPr>
+        <w:t>.</w:t>
+      </w:r>
+    </w:p>
+    <w:p>
+      <w:pPr>
+        <w:rPr>
+          <w:rFonts w:hint="cs"/>
+          <w:rtl/>
+        </w:rPr>
+      </w:pPr>
+      <w:r>
+        <w:t>metrics.py</w:t>
+      </w:r>
+      <w:r>
+        <w:rPr>
+          <w:rFonts w:hint="cs"/>
+          <w:rtl/>
+        </w:rPr>
+        <w:t xml:space="preserve">: </w:t>
+      </w:r>
+      <w:r>
+        <w:rPr>
+          <w:rtl/>
+        </w:rPr>
+        <w:t>קובץ האמון על חישוב מדדי הצלחה, ציונים וכיול לתחזיות המודל</w:t>
+      </w:r>
+      <w:r>
+        <w:t>.</w:t>
+      </w:r>
+    </w:p>
+    <w:p>
+      <w:pPr>
+        <w:rPr>
+          <w:rtl/>
+        </w:rPr>
+      </w:pPr>
+      <w:r>
+        <w:t>sanitize_splits.py</w:t>
+      </w:r>
+      <w:r>
+        <w:rPr>
+          <w:rFonts w:hint="cs"/>
+          <w:rtl/>
+        </w:rPr>
+        <w:t xml:space="preserve">: </w:t>
+      </w:r>
+      <w:r>
+        <w:rPr>
+          <w:rtl/>
+        </w:rPr>
+        <w:t xml:space="preserve">קובץ שנועד לנקות, לסדר, ולאחד </w:t>
+      </w:r>
+      <w:r>
+        <w:rPr>
+          <w:rFonts w:hint="cs"/>
+          <w:rtl/>
+        </w:rPr>
+        <w:t xml:space="preserve">את כל קבצי ה </w:t>
+      </w:r>
+      <w:r>
+        <w:t>CSV</w:t>
+      </w:r>
+      <w:r>
+        <w:rPr>
+          <w:rFonts w:hint="cs"/>
+          <w:rtl/>
+        </w:rPr>
+        <w:t xml:space="preserve"> </w:t>
+      </w:r>
+      <w:r>
+        <w:rPr>
+          <w:rtl/>
+        </w:rPr>
+        <w:t>של</w:t>
+      </w:r>
+      <w:r>
+        <w:rPr>
+          <w:rFonts w:hint="cs"/>
+          <w:rtl/>
+        </w:rPr>
+        <w:t xml:space="preserve"> </w:t>
+      </w:r>
+      <w:r>
+        <w:rPr>
+          <w:rtl/>
+        </w:rPr>
+        <w:t>נבדקים בודדים לתוך קבצים מרוכזים ומסודרים לפי קבוצת הנתונים</w:t>
+      </w:r>
+      <w:r>
+        <w:rPr>
+          <w:rFonts w:hint="cs"/>
+          <w:rtl/>
+        </w:rPr>
+        <w:t>.</w:t>
+      </w:r>
+      <w:r>
+        <w:rPr>
+          <w:rFonts w:hint="cs"/>
+          <w:rtl/>
+        </w:rPr>
+        <w:t xml:space="preserve"> מסיר נבדקים שבחרו באותו כפתור מעל 95 מהפעמים, כאלה שאין להם 100 בחירות בדיוק</w:t>
+      </w:r>
+      <w:r>
+        <w:rPr>
+          <w:rFonts w:hint="cs"/>
+          <w:rtl/>
+        </w:rPr>
+        <w:t xml:space="preserve"> או קבצים פגומים. יוצר מזהה ייחודי לכל נבדק לפי שם קובץ ומספר ה </w:t>
+      </w:r>
+      <w:r>
+        <w:t>schedule</w:t>
+      </w:r>
+      <w:r>
+        <w:rPr>
+          <w:rFonts w:hint="cs"/>
+          <w:rtl/>
+        </w:rPr>
+        <w:t>.</w:t>
+      </w:r>
+    </w:p>
+    <w:p>
+      <w:pPr>
+        <w:rPr>
+          <w:rFonts w:hint="cs"/>
+          <w:rtl/>
+        </w:rPr>
+      </w:pPr>
+      <w:r>
+        <w:t>golden_test.py</w:t>
+      </w:r>
+      <w:r>
+        <w:rPr>
+          <w:rFonts w:hint="cs"/>
+          <w:rtl/>
+        </w:rPr>
+        <w:t xml:space="preserve">: </w:t>
+      </w:r>
+      <w:r>
+        <w:rPr>
+          <w:rtl/>
+        </w:rPr>
+        <w:t>הרצה של שרשרת החישוב בפייתון והשוואתה לקובץ ה</w:t>
+      </w:r>
+      <w:r>
+        <w:t xml:space="preserve">-CSV </w:t>
+      </w:r>
+      <w:r>
+        <w:rPr>
+          <w:rtl/>
+        </w:rPr>
+        <w:t>המקורי שנוצר ב</w:t>
+      </w:r>
+      <w:r>
+        <w:t xml:space="preserve">-MATLAB </w:t>
+      </w:r>
+      <w:r>
+        <w:rPr>
+          <w:rtl/>
+        </w:rPr>
+        <w:t xml:space="preserve">על </w:t>
+      </w:r>
+      <w:r>
+        <w:rPr>
+          <w:b/>
+          <w:bCs/>
+        </w:rPr>
+        <w:t xml:space="preserve"> </w:t>
+      </w:r>
+      <w:r>
+        <w:rPr>
+          <w:b/>
+          <w:bCs/>
+        </w:rPr>
+        <w:t xml:space="preserve">492 </w:t>
+      </w:r>
+      <w:r>
+        <w:rPr>
+          <w:b/>
+          <w:bCs/>
+          <w:rtl/>
+        </w:rPr>
+        <w:t>נבדקים ו-49,200 צעדים אמיתיים</w:t>
+      </w:r>
+      <w:r>
+        <w:t xml:space="preserve">. </w:t>
+      </w:r>
+      <w:r>
+        <w:rPr>
+          <w:rtl/>
+        </w:rPr>
+        <w:t>הסטייה המקסימלית שנמצאה הייתה (אפס מוחלט ברמת דיוק של מחשב). זה מוכיח שכל החישובים המורכבים (הפתעה, טבלאות מותנות, מקרים חריגים בתחילת הניסוי) עובדים בדיוק</w:t>
+      </w:r>
+      <w:r>
+        <w:t>.</w:t>
+      </w:r>
+    </w:p>
+    <w:p>
+      <w:pPr>
+        <w:rPr>
+          <w:rtl/>
+        </w:rPr>
+      </w:pPr>
+      <w:r>
+        <w:rPr>
+          <w:rtl/>
+        </w:rPr>
+        <w:t>בניתי מנגנון</w:t>
+      </w:r>
+      <w:r>
+        <w:t xml:space="preserve"> Caching </w:t>
+      </w:r>
+      <w:r>
+        <w:rPr>
+          <w:rtl/>
+        </w:rPr>
+        <w:t>מיוחד שמחשב את כל זיכרון הניסוי של המודל מראש פעם אחת, מה שמאפשר לנו כעת להריץ אופטימיזציות בשברירי שנייה במקום בשעות. בנוסף, חילקתי את הנתונים לסטי אימון ומבחן מבוקרים כדי למנוע</w:t>
+      </w:r>
+      <w:r>
+        <w:t xml:space="preserve"> Overfitting</w:t>
+      </w:r>
+      <w:r>
+        <w:t xml:space="preserve"> </w:t>
+      </w:r>
+      <w:r>
+        <w:rPr>
+          <w:rFonts w:hint="cs"/>
+          <w:rtl/>
+        </w:rPr>
+        <w:t>.</w:t>
+      </w:r>
+    </w:p>
+    <w:p>
+      <w:pPr>
+        <w:rPr>
+          <w:rFonts w:hint="cs"/>
+          <w:rtl/>
+        </w:rPr>
+      </w:pPr>
+      <w:r>
+        <w:rPr>
+          <w:rFonts w:hint="cs"/>
+          <w:u w:val="single"/>
+          <w:rtl/>
+        </w:rPr>
+        <w:t>שלב 1 -</w:t>
+      </w:r>
+      <w:r>
+        <w:rPr>
+          <w:rFonts w:hint="cs"/>
+          <w:rtl/>
+        </w:rPr>
+        <w:t xml:space="preserve"> </w:t>
+      </w:r>
+      <w:r>
+        <w:rPr>
+          <w:rtl/>
+        </w:rPr>
+        <w:t>זיהינו באג אינדקסים סמוי בקוד הנראות המקורי שנלווה למאמר: ענף המגמה ניסה לקרוא משתנה עתידי שטרם הוגדר</w:t>
+      </w:r>
+      <w:r>
+        <w:t xml:space="preserve"> (NaN), </w:t>
+      </w:r>
+      <w:r>
+        <w:rPr>
+          <w:rtl/>
+        </w:rPr>
+        <w:t xml:space="preserve">ולכן לא פעל מעולם. תיקנו את שלוש טעויות האינדקס הללו והרצנו את המודל מחדש </w:t>
+      </w:r>
+      <w:r>
+        <w:rPr>
+          <w:rFonts w:hint="cs"/>
+          <w:rtl/>
+        </w:rPr>
+        <w:t xml:space="preserve">על כל </w:t>
+      </w:r>
+      <w:r>
+        <w:rPr>
+          <w:rtl/>
+        </w:rPr>
+        <w:t>הנבדקים ב</w:t>
+      </w:r>
+      <w:r>
+        <w:rPr>
+          <w:rFonts w:hint="cs"/>
+          <w:rtl/>
+        </w:rPr>
+        <w:t xml:space="preserve">כל </w:t>
+      </w:r>
+      <w:r>
+        <w:rPr>
+          <w:rtl/>
+        </w:rPr>
+        <w:t>12 לוחות התגמולים</w:t>
+      </w:r>
+      <w:r>
+        <w:rPr>
+          <w:rtl/>
+        </w:rPr>
+        <w:t>. התוצאות הראו שיפור עקבי ומובהק סטטיסטית בלוג-נראו</w:t>
+      </w:r>
+      <w:r>
+        <w:rPr>
+          <w:rFonts w:hint="cs"/>
+          <w:rtl/>
+        </w:rPr>
+        <w:t>ת (</w:t>
+      </w:r>
+      <w:r>
+        <w:t>E[log p]</w:t>
+      </w:r>
+      <w:r>
+        <w:rPr>
+          <w:rFonts w:hint="cs"/>
+          <w:rtl/>
+        </w:rPr>
+        <w:t xml:space="preserve">) </w:t>
+      </w:r>
+      <w:r>
+        <w:rPr>
+          <w:rtl/>
+        </w:rPr>
+        <w:t>בכל 12 לוחות התגמולים, מה שסגר כ-13% מהגרעון של</w:t>
+      </w:r>
+      <w:r>
+        <w:t xml:space="preserve"> CATIE </w:t>
+      </w:r>
+      <w:r>
+        <w:rPr>
+          <w:rtl/>
+        </w:rPr>
+        <w:t>מול מודלי ה</w:t>
+      </w:r>
+      <w:r>
+        <w:t xml:space="preserve">-Q-Learning </w:t>
+      </w:r>
+      <w:r>
+        <w:rPr>
+          <w:rtl/>
+        </w:rPr>
+        <w:t xml:space="preserve">עוד לפני שבכלל שינינו פרמטרים. </w:t>
+      </w:r>
+    </w:p>
+    <w:p>
+      <w:pPr>
+        <w:rPr>
+          <w:rFonts w:hint="cs"/>
+          <w:u w:val="single"/>
+          <w:rtl/>
+        </w:rPr>
+      </w:pPr>
+      <w:r>
+        <w:rPr>
+          <w:rFonts w:hint="cs"/>
+          <w:u w:val="single"/>
+          <w:rtl/>
+        </w:rPr>
+        <w:t>שלב 2 -</w:t>
+      </w:r>
+      <w:r>
+        <w:rPr>
+          <w:rFonts w:hint="cs"/>
+          <w:rtl/>
+        </w:rPr>
+        <w:t xml:space="preserve"> ג</w:t>
+      </w:r>
+      <w:r>
+        <w:rPr>
+          <w:rFonts w:hint="cs"/>
+          <w:u w:val="single"/>
+          <w:rtl/>
+        </w:rPr>
+        <w:t xml:space="preserve"> </w:t>
+      </w:r>
     </w:p>
     <w:sectPr>
       <w:pgSz w:w="11906" w:h="16838"/>
@@ -2404,11 +3052,131 @@
       </w:rPr>
     </w:lvl>
   </w:abstractNum>
+  <w:abstractNum w:abstractNumId="2" w15:restartNumberingAfterBreak="0">
+    <w:nsid w:val="7C7F77DD"/>
+    <w:multiLevelType w:val="multilevel"/>
+    <w:tmpl w:val="65CCDB76"/>
+    <w:lvl w:ilvl="0">
+      <w:start w:val="1"/>
+      <w:numFmt w:val="decimal"/>
+      <w:lvlText w:val="%1."/>
+      <w:lvlJc w:val="left"/>
+      <w:pPr>
+        <w:tabs>
+          <w:tab w:val="num" w:pos="720"/>
+        </w:tabs>
+        <w:ind w:left="720" w:hanging="360"/>
+      </w:pPr>
+    </w:lvl>
+    <w:lvl w:ilvl="1">
+      <w:start w:val="1"/>
+      <w:numFmt w:val="bullet"/>
+      <w:lvlText w:val="o"/>
+      <w:lvlJc w:val="left"/>
+      <w:pPr>
+        <w:tabs>
+          <w:tab w:val="num" w:pos="1440"/>
+        </w:tabs>
+        <w:ind w:left="1440" w:hanging="360"/>
+      </w:pPr>
+      <w:rPr>
+        <w:rFonts w:ascii="Courier New" w:hAnsi="Courier New" w:hint="default"/>
+        <w:sz w:val="20"/>
+      </w:rPr>
+    </w:lvl>
+    <w:lvl w:ilvl="2" w:tentative="1">
+      <w:start w:val="1"/>
+      <w:numFmt w:val="decimal"/>
+      <w:lvlText w:val="%3."/>
+      <w:lvlJc w:val="left"/>
+      <w:pPr>
+        <w:tabs>
+          <w:tab w:val="num" w:pos="2160"/>
+        </w:tabs>
+        <w:ind w:left="2160" w:hanging="360"/>
+      </w:pPr>
+    </w:lvl>
+    <w:lvl w:ilvl="3" w:tentative="1">
+      <w:start w:val="1"/>
+      <w:numFmt w:val="decimal"/>
+      <w:lvlText w:val="%4."/>
+      <w:lvlJc w:val="left"/>
+      <w:pPr>
+        <w:tabs>
+          <w:tab w:val="num" w:pos="2880"/>
+        </w:tabs>
+        <w:ind w:left="2880" w:hanging="360"/>
+      </w:pPr>
+    </w:lvl>
+    <w:lvl w:ilvl="4" w:tentative="1">
+      <w:start w:val="1"/>
+      <w:numFmt w:val="decimal"/>
+      <w:lvlText w:val="%5."/>
+      <w:lvlJc w:val="left"/>
+      <w:pPr>
+        <w:tabs>
+          <w:tab w:val="num" w:pos="3600"/>
+        </w:tabs>
+        <w:ind w:left="3600" w:hanging="360"/>
+      </w:pPr>
+    </w:lvl>
+    <w:lvl w:ilvl="5" w:tentative="1">
+      <w:start w:val="1"/>
+      <w:numFmt w:val="decimal"/>
+      <w:lvlText w:val="%6."/>
+      <w:lvlJc w:val="left"/>
+      <w:pPr>
+        <w:tabs>
+          <w:tab w:val="num" w:pos="4320"/>
+        </w:tabs>
+        <w:ind w:left="4320" w:hanging="360"/>
+      </w:pPr>
+    </w:lvl>
+    <w:lvl w:ilvl="6" w:tentative="1">
+      <w:start w:val="1"/>
+      <w:numFmt w:val="decimal"/>
+      <w:lvlText w:val="%7."/>
+      <w:lvlJc w:val="left"/>
+      <w:pPr>
+        <w:tabs>
+          <w:tab w:val="num" w:pos="5040"/>
+        </w:tabs>
+        <w:ind w:left="5040" w:hanging="360"/>
+      </w:pPr>
+    </w:lvl>
+    <w:lvl w:ilvl="7" w:tentative="1">
+      <w:start w:val="1"/>
+      <w:numFmt w:val="decimal"/>
+      <w:lvlText w:val="%8."/>
+      <w:lvlJc w:val="left"/>
+      <w:pPr>
+        <w:tabs>
+          <w:tab w:val="num" w:pos="5760"/>
+        </w:tabs>
+        <w:ind w:left="5760" w:hanging="360"/>
+      </w:pPr>
+    </w:lvl>
+    <w:lvl w:ilvl="8" w:tentative="1">
+      <w:start w:val="1"/>
+      <w:numFmt w:val="decimal"/>
+      <w:lvlText w:val="%9."/>
+      <w:lvlJc w:val="left"/>
+      <w:pPr>
+        <w:tabs>
+          <w:tab w:val="num" w:pos="6480"/>
+        </w:tabs>
+        <w:ind w:left="6480" w:hanging="360"/>
+      </w:pPr>
+    </w:lvl>
+  </w:abstractNum>
   <w:num w:numId="1" w16cid:durableId="1198161340">
     <w:abstractNumId w:val="0"/>
   </w:num>
   <w:num w:numId="2" w16cid:durableId="2129160211">
     <w:abstractNumId w:val="1"/>
+  </w:num>
+  <w:num w:numId="3" w16cid:durableId="1849247665">
+    <w:abstractNumId w:val="2"/>
   </w:num>
 </w:numbering>
 </file>
@@ -3024,7 +3792,6 @@
   <w:style w:type="character" w:default="1" w:styleId="a0">
     <w:name w:val="Default Paragraph Font"/>
     <w:uiPriority w:val="1"/>
-    <w:semiHidden/>
     <w:unhideWhenUsed/>
   </w:style>
   <w:style w:type="table" w:default="1" w:styleId="a1">
@@ -3348,6 +4115,41 @@
       <w:spacing w:val="5"/>
     </w:rPr>
   </w:style>
+  <w:style w:type="paragraph" w:styleId="NormalWeb">
+    <w:name w:val="Normal (Web)"/>
+    <w:basedOn w:val="a"/>
+    <w:uiPriority w:val="99"/>
+    <w:semiHidden/>
+    <w:unhideWhenUsed/>
+    <w:rsid w:val="00D20D1A"/>
+    <w:rPr>
+      <w:rFonts w:ascii="Times New Roman" w:hAnsi="Times New Roman" w:cs="Times New Roman"/>
+      <w:sz w:val="24"/>
+    </w:rPr>
+  </w:style>
+  <w:style w:type="character" w:styleId="Hyperlink">
+    <w:name w:val="Hyperlink"/>
+    <w:basedOn w:val="a0"/>
+    <w:uiPriority w:val="99"/>
+    <w:unhideWhenUsed/>
+    <w:rsid w:val="00F7460F"/>
+    <w:rPr>
+      <w:color w:val="467886" w:themeColor="hyperlink"/>
+      <w:u w:val="single"/>
+    </w:rPr>
+  </w:style>
+  <w:style w:type="character" w:styleId="ae">
+    <w:name w:val="Unresolved Mention"/>
+    <w:basedOn w:val="a0"/>
+    <w:uiPriority w:val="99"/>
+    <w:semiHidden/>
+    <w:unhideWhenUsed/>
+    <w:rsid w:val="00F7460F"/>
+    <w:rPr>
+      <w:color w:val="605E5C"/>
+      <w:shd w:val="clear" w:color="auto" w:fill="E1DFDD"/>
+    </w:rPr>
+  </w:style>
 </w:styles>
 </file>
 

--- a/תיעוד הפרוייקט.docx
+++ b/תיעוד הפרוייקט.docx
@@ -1,6 +1,6 @@
 
 <file path=word/document.xml><?xml version="1.0" encoding="utf-8"?>
-<w:document xmlns:wpc="http://schemas.microsoft.com/office/word/2010/wordprocessingCanvas" xmlns:cx="http://schemas.microsoft.com/office/drawing/2014/chartex" xmlns:cx1="http://schemas.microsoft.com/office/drawing/2015/9/8/chartex" xmlns:cx2="http://schemas.microsoft.com/office/drawing/2015/10/21/chartex" xmlns:cx3="http://schemas.microsoft.com/office/drawing/2016/5/9/chartex" xmlns:cx4="http://schemas.microsoft.com/office/drawing/2016/5/10/chartex" xmlns:cx5="http://schemas.microsoft.com/office/drawing/2016/5/11/chartex" xmlns:cx6="http://schemas.microsoft.com/office/drawing/2016/5/12/chartex" xmlns:cx7="http://schemas.microsoft.com/office/drawing/2016/5/13/chartex" xmlns:cx8="http://schemas.microsoft.com/office/drawing/2016/5/14/chartex" xmlns:mc="http://schemas.openxmlformats.org/markup-compatibility/2006" xmlns:aink="http://schemas.microsoft.com/office/drawing/2016/ink" xmlns:am3d="http://schemas.microsoft.com/office/drawing/2017/model3d" xmlns:o="urn:schemas-microsoft-com:office:office" xmlns:oel="http://schemas.microsoft.com/office/2019/extlst" xmlns:r="http://schemas.openxmlformats.org/officeDocument/2006/relationships" xmlns:m="http://schemas.openxmlformats.org/officeDocument/2006/math" xmlns:v="urn:schemas-microsoft-com:vml" xmlns:wp14="http://schemas.microsoft.com/office/word/2010/wordprocessingDrawing" xmlns:wp="http://schemas.openxmlformats.org/drawingml/2006/wordprocessingDrawing" xmlns:w10="urn:schemas-microsoft-com:office:word" xmlns:w="http://schemas.openxmlformats.org/wordprocessingml/2006/main" xmlns:w14="http://schemas.microsoft.com/office/word/2010/wordml" xmlns:w15="http://schemas.microsoft.com/office/word/2012/wordml" xmlns:w16cex="http://schemas.microsoft.com/office/word/2018/wordml/cex" xmlns:w16cid="http://schemas.microsoft.com/office/word/2016/wordml/cid" xmlns:w16="http://schemas.microsoft.com/office/word/2018/wordml" xmlns:w16du="http://schemas.microsoft.com/office/word/2023/wordml/word16du" xmlns:w16sdtdh="http://schemas.microsoft.com/office/word/2020/wordml/sdtdatahash" xmlns:w16sdtfl="http://schemas.microsoft.com/office/word/2024/wordml/sdtformatlock" xmlns:w16se="http://schemas.microsoft.com/office/word/2015/wordml/symex" xmlns:wpg="http://schemas.microsoft.com/office/word/2010/wordprocessingGroup" xmlns:wpi="http://schemas.microsoft.com/office/word/2010/wordprocessingInk" xmlns:wne="http://schemas.microsoft.com/office/word/2006/wordml" xmlns:wps="http://schemas.microsoft.com/office/word/2010/wordprocessingShape" mc:Ignorable="w14 w15 w16se w16cid w16 w16cex w16sdtdh w16sdtfl w16du wp14">
+<w:document xmlns:wpc="http://schemas.microsoft.com/office/word/2010/wordprocessingCanvas" xmlns:cx="http://schemas.microsoft.com/office/drawing/2014/chartex" xmlns:cx1="http://schemas.microsoft.com/office/drawing/2015/9/8/chartex" xmlns:cx2="http://schemas.microsoft.com/office/drawing/2015/10/21/chartex" xmlns:cx3="http://schemas.microsoft.com/office/drawing/2016/5/9/chartex" xmlns:cx4="http://schemas.microsoft.com/office/drawing/2016/5/10/chartex" xmlns:cx5="http://schemas.microsoft.com/office/drawing/2016/5/11/chartex" xmlns:cx6="http://schemas.microsoft.com/office/drawing/2016/5/12/chartex" xmlns:cx7="http://schemas.microsoft.com/office/drawing/2016/5/13/chartex" xmlns:cx8="http://schemas.microsoft.com/office/drawing/2016/5/14/chartex" xmlns:mc="http://schemas.openxmlformats.org/markup-compatibility/2006" xmlns:aink="http://schemas.microsoft.com/office/drawing/2016/ink" xmlns:am3d="http://schemas.microsoft.com/office/drawing/2017/model3d" xmlns:o="urn:schemas-microsoft-com:office:office" xmlns:oel="http://schemas.microsoft.com/office/2019/extlst" xmlns:r="http://schemas.openxmlformats.org/officeDocument/2006/relationships" xmlns:m="http://schemas.openxmlformats.org/officeDocument/2006/math" xmlns:v="urn:schemas-microsoft-com:vml" xmlns:wp14="http://schemas.microsoft.com/office/word/2010/wordprocessingDrawing" xmlns:wp="http://schemas.openxmlformats.org/drawingml/2006/wordprocessingDrawing" xmlns:w10="urn:schemas-microsoft-com:office:word" xmlns:w="http://schemas.openxmlformats.org/wordprocessingml/2006/main" xmlns:w14="http://schemas.microsoft.com/office/word/2010/wordml" xmlns:w15="http://schemas.microsoft.com/office/word/2012/wordml" xmlns:w16cei="http://schemas.microsoft.com/office/word/2026/wordml/cei" xmlns:w16cex="http://schemas.microsoft.com/office/word/2018/wordml/cex" xmlns:w16cid="http://schemas.microsoft.com/office/word/2016/wordml/cid" xmlns:w16="http://schemas.microsoft.com/office/word/2018/wordml" xmlns:w16du="http://schemas.microsoft.com/office/word/2023/wordml/word16du" xmlns:w16sdtdh="http://schemas.microsoft.com/office/word/2020/wordml/sdtdatahash" xmlns:w16sdtfl="http://schemas.microsoft.com/office/word/2024/wordml/sdtformatlock" xmlns:w16se="http://schemas.microsoft.com/office/word/2015/wordml/symex" xmlns:wpg="http://schemas.microsoft.com/office/word/2010/wordprocessingGroup" xmlns:wpi="http://schemas.microsoft.com/office/word/2010/wordprocessingInk" xmlns:wne="http://schemas.microsoft.com/office/word/2006/wordml" xmlns:wps="http://schemas.microsoft.com/office/word/2010/wordprocessingShape" mc:Ignorable="w14 w15 w16se w16cid w16 w16cex w16sdtdh w16sdtfl w16du wp14">
   <w:body>
     <w:p>
       <w:pPr>
@@ -89,8 +89,17 @@
           <w:rFonts w:ascii="Heebo" w:hAnsi="Heebo"/>
           <w:rtl/>
         </w:rPr>
-        <w:t>הסט הזה חייב להכיל את מסלולי הבנצ'מרק</w:t>
-      </w:r>
+        <w:t xml:space="preserve">הסט הזה חייב להכיל את מסלולי </w:t>
+      </w:r>
+      <w:proofErr w:type="spellStart"/>
+      <w:r>
+        <w:rPr>
+          <w:rFonts w:ascii="Heebo" w:hAnsi="Heebo"/>
+          <w:rtl/>
+        </w:rPr>
+        <w:t>הבנצ'מרק</w:t>
+      </w:r>
+      <w:proofErr w:type="spellEnd"/>
       <w:r>
         <w:rPr>
           <w:rFonts w:ascii="Heebo" w:hAnsi="Heebo"/>
@@ -1704,9 +1713,11 @@
         </w:rPr>
         <w:t xml:space="preserve">. הסקריפט נכתב ב </w:t>
       </w:r>
+      <w:proofErr w:type="spellStart"/>
       <w:r>
         <w:t>Matlab</w:t>
       </w:r>
+      <w:proofErr w:type="spellEnd"/>
       <w:r>
         <w:rPr>
           <w:rFonts w:hint="cs"/>
@@ -2171,8 +2182,17 @@
           <w:rFonts w:hint="cs"/>
           <w:rtl/>
         </w:rPr>
-        <w:t>פסלנו כיוונים קודמים של זמן התגובה וה</w:t>
-      </w:r>
+        <w:t xml:space="preserve">פסלנו כיוונים קודמים של זמן התגובה </w:t>
+      </w:r>
+      <w:proofErr w:type="spellStart"/>
+      <w:r>
+        <w:rPr>
+          <w:rFonts w:hint="cs"/>
+          <w:rtl/>
+        </w:rPr>
+        <w:t>וה</w:t>
+      </w:r>
+      <w:proofErr w:type="spellEnd"/>
       <w:r>
         <w:rPr>
           <w:rFonts w:hint="cs"/>
@@ -2263,12 +2283,14 @@
       <w:r>
         <w:t xml:space="preserve">-MATLAB </w:t>
       </w:r>
+      <w:proofErr w:type="spellStart"/>
       <w:r>
         <w:rPr>
           <w:rtl/>
         </w:rPr>
         <w:t>לפייתון</w:t>
       </w:r>
+      <w:proofErr w:type="spellEnd"/>
       <w:r>
         <w:rPr>
           <w:rFonts w:hint="cs"/>
@@ -2280,7 +2302,6 @@
     <w:p>
       <w:pPr>
         <w:rPr>
-          <w:rFonts w:hint="cs"/>
           <w:rtl/>
         </w:rPr>
       </w:pPr>
@@ -2362,7 +2383,23 @@
           <w:rFonts w:hint="cs"/>
           <w:rtl/>
         </w:rPr>
-        <w:t xml:space="preserve">לקוד פייתון </w:t>
+        <w:t xml:space="preserve">לקוד </w:t>
+      </w:r>
+      <w:proofErr w:type="spellStart"/>
+      <w:r>
+        <w:rPr>
+          <w:rFonts w:hint="cs"/>
+          <w:rtl/>
+        </w:rPr>
+        <w:t>פייתון</w:t>
+      </w:r>
+      <w:proofErr w:type="spellEnd"/>
+      <w:r>
+        <w:rPr>
+          <w:rFonts w:hint="cs"/>
+          <w:rtl/>
+        </w:rPr>
+        <w:t xml:space="preserve"> </w:t>
       </w:r>
       <w:r>
         <w:rPr>
@@ -2432,7 +2469,6 @@
     <w:p>
       <w:pPr>
         <w:rPr>
-          <w:rFonts w:hint="cs"/>
           <w:rtl/>
         </w:rPr>
       </w:pPr>
@@ -2549,7 +2585,6 @@
     <w:p>
       <w:pPr>
         <w:rPr>
-          <w:rFonts w:hint="cs"/>
           <w:rtl/>
         </w:rPr>
       </w:pPr>
@@ -2567,7 +2602,21 @@
         <w:rPr>
           <w:rtl/>
         </w:rPr>
-        <w:t>הרצה של שרשרת החישוב בפייתון והשוואתה לקובץ ה</w:t>
+        <w:t xml:space="preserve">הרצה של שרשרת החישוב </w:t>
+      </w:r>
+      <w:proofErr w:type="spellStart"/>
+      <w:r>
+        <w:rPr>
+          <w:rtl/>
+        </w:rPr>
+        <w:t>בפייתון</w:t>
+      </w:r>
+      <w:proofErr w:type="spellEnd"/>
+      <w:r>
+        <w:rPr>
+          <w:rtl/>
+        </w:rPr>
+        <w:t xml:space="preserve"> והשוואתה לקובץ ה</w:t>
       </w:r>
       <w:r>
         <w:t xml:space="preserve">-CSV </w:t>
@@ -2585,38 +2634,29 @@
         <w:rPr>
           <w:rtl/>
         </w:rPr>
-        <w:t xml:space="preserve">על </w:t>
-      </w:r>
-      <w:r>
-        <w:rPr>
+        <w:t>על</w:t>
+      </w:r>
+      <w:r>
+        <w:rPr>
+          <w:rFonts w:hint="cs"/>
           <w:b/>
           <w:bCs/>
-        </w:rPr>
-        <w:t xml:space="preserve"> </w:t>
-      </w:r>
-      <w:r>
-        <w:rPr>
-          <w:b/>
-          <w:bCs/>
-        </w:rPr>
-        <w:t xml:space="preserve">492 </w:t>
-      </w:r>
-      <w:r>
-        <w:rPr>
-          <w:b/>
-          <w:bCs/>
-          <w:rtl/>
-        </w:rPr>
-        <w:t>נבדקים ו-49,200 צעדים אמיתיים</w:t>
-      </w:r>
-      <w:r>
+          <w:rtl/>
+        </w:rPr>
+        <w:t xml:space="preserve"> כל הנבדקים</w:t>
+      </w:r>
+      <w:r>
+        <w:rPr>
+          <w:rFonts w:hint="cs"/>
+          <w:rtl/>
+        </w:rPr>
         <w:t xml:space="preserve">. </w:t>
       </w:r>
       <w:r>
         <w:rPr>
           <w:rtl/>
         </w:rPr>
-        <w:t>הסטייה המקסימלית שנמצאה הייתה (אפס מוחלט ברמת דיוק של מחשב). זה מוכיח שכל החישובים המורכבים (הפתעה, טבלאות מותנות, מקרים חריגים בתחילת הניסוי) עובדים בדיוק</w:t>
+        <w:t>הסטייה המקסימלית שנמצאה הייתה אפס מוחלט ברמת דיוק של מחשב. זה מוכיח שכל החישובים המורכבים (הפתעה, טבלאות מותנות, מקרים חריגים בתחילת הניסוי) עובדים בדיוק</w:t>
       </w:r>
       <w:r>
         <w:t>.</w:t>
@@ -2641,7 +2681,35 @@
         <w:rPr>
           <w:rtl/>
         </w:rPr>
-        <w:t>מיוחד שמחשב את כל זיכרון הניסוי של המודל מראש פעם אחת, מה שמאפשר לנו כעת להריץ אופטימיזציות בשברירי שנייה במקום בשעות. בנוסף, חילקתי את הנתונים לסטי אימון ומבחן מבוקרים כדי למנוע</w:t>
+        <w:t xml:space="preserve">מיוחד שמחשב את כל זיכרון הניסוי של המודל מראש פעם אחת, מה שמאפשר לנו כעת להריץ </w:t>
+      </w:r>
+      <w:proofErr w:type="spellStart"/>
+      <w:r>
+        <w:rPr>
+          <w:rtl/>
+        </w:rPr>
+        <w:t>אופטימיזציות</w:t>
+      </w:r>
+      <w:proofErr w:type="spellEnd"/>
+      <w:r>
+        <w:rPr>
+          <w:rtl/>
+        </w:rPr>
+        <w:t xml:space="preserve"> בשברירי שנייה במקום בשעות. בנוסף, חילקתי את הנתונים </w:t>
+      </w:r>
+      <w:proofErr w:type="spellStart"/>
+      <w:r>
+        <w:rPr>
+          <w:rtl/>
+        </w:rPr>
+        <w:t>לסטי</w:t>
+      </w:r>
+      <w:proofErr w:type="spellEnd"/>
+      <w:r>
+        <w:rPr>
+          <w:rtl/>
+        </w:rPr>
+        <w:t xml:space="preserve"> אימון ומבחן מבוקרים כדי למנוע</w:t>
       </w:r>
       <w:r>
         <w:t xml:space="preserve"> Overfitting</w:t>
@@ -2660,7 +2728,6 @@
     <w:p>
       <w:pPr>
         <w:rPr>
-          <w:rFonts w:hint="cs"/>
           <w:rtl/>
         </w:rPr>
       </w:pPr>
@@ -2686,7 +2753,15 @@
         <w:t>זיהינו באג אינדקסים סמוי בקוד הנראות המקורי שנלווה למאמר: ענף המגמה ניסה לקרוא משתנה עתידי שטרם הוגדר</w:t>
       </w:r>
       <w:r>
-        <w:t xml:space="preserve"> (NaN), </w:t>
+        <w:t xml:space="preserve"> (</w:t>
+      </w:r>
+      <w:proofErr w:type="spellStart"/>
+      <w:r>
+        <w:t>NaN</w:t>
+      </w:r>
+      <w:proofErr w:type="spellEnd"/>
+      <w:r>
+        <w:t xml:space="preserve">), </w:t>
       </w:r>
       <w:r>
         <w:rPr>
@@ -2747,7 +2822,21 @@
         <w:rPr>
           <w:rtl/>
         </w:rPr>
-        <w:t>בכל 12 לוחות התגמולים, מה שסגר כ-13% מהגרעון של</w:t>
+        <w:t xml:space="preserve">בכל 12 לוחות התגמולים, מה שסגר כ-13% </w:t>
+      </w:r>
+      <w:proofErr w:type="spellStart"/>
+      <w:r>
+        <w:rPr>
+          <w:rtl/>
+        </w:rPr>
+        <w:t>מהגרעון</w:t>
+      </w:r>
+      <w:proofErr w:type="spellEnd"/>
+      <w:r>
+        <w:rPr>
+          <w:rtl/>
+        </w:rPr>
+        <w:t xml:space="preserve"> של</w:t>
       </w:r>
       <w:r>
         <w:t xml:space="preserve"> CATIE </w:t>
@@ -2771,34 +2860,56 @@
     <w:p>
       <w:pPr>
         <w:rPr>
+          <w:rtl/>
+        </w:rPr>
+      </w:pPr>
+      <w:r>
+        <w:rPr>
           <w:rFonts w:hint="cs"/>
           <w:u w:val="single"/>
           <w:rtl/>
         </w:rPr>
-      </w:pPr>
-      <w:r>
-        <w:rPr>
-          <w:rFonts w:hint="cs"/>
+        <w:t xml:space="preserve">שלב 2 </w:t>
+      </w:r>
+      <w:r>
+        <w:rPr>
           <w:u w:val="single"/>
           <w:rtl/>
         </w:rPr>
-        <w:t>שלב 2 -</w:t>
-      </w:r>
-      <w:r>
-        <w:rPr>
-          <w:rFonts w:hint="cs"/>
-          <w:rtl/>
-        </w:rPr>
-        <w:t xml:space="preserve"> ג</w:t>
-      </w:r>
-      <w:r>
-        <w:rPr>
-          <w:rFonts w:hint="cs"/>
+        <w:t>–</w:t>
+      </w:r>
+      <w:r>
+        <w:rPr>
+          <w:rFonts w:hint="cs"/>
+          <w:rtl/>
+        </w:rPr>
+        <w:t xml:space="preserve"> </w:t>
+      </w:r>
+      <w:r>
+        <w:rPr>
+          <w:rFonts w:hint="cs"/>
+          <w:rtl/>
+        </w:rPr>
+        <w:t xml:space="preserve">חקירת הכיול של מודל </w:t>
+      </w:r>
+      <w:r>
+        <w:t>CATIE</w:t>
+      </w:r>
+      <w:r>
+        <w:rPr>
+          <w:rFonts w:hint="cs"/>
+          <w:rtl/>
+        </w:rPr>
+        <w:t>,</w:t>
+      </w:r>
+    </w:p>
+    <w:p>
+      <w:pPr>
+        <w:rPr>
           <w:u w:val="single"/>
           <w:rtl/>
         </w:rPr>
-        <w:t xml:space="preserve"> </w:t>
-      </w:r>
+      </w:pPr>
     </w:p>
     <w:sectPr>
       <w:pgSz w:w="11906" w:h="16838"/>
@@ -2813,7 +2924,7 @@
 </file>
 
 <file path=word/numbering.xml><?xml version="1.0" encoding="utf-8"?>
-<w:numbering xmlns:wpc="http://schemas.microsoft.com/office/word/2010/wordprocessingCanvas" xmlns:cx="http://schemas.microsoft.com/office/drawing/2014/chartex" xmlns:cx1="http://schemas.microsoft.com/office/drawing/2015/9/8/chartex" xmlns:cx2="http://schemas.microsoft.com/office/drawing/2015/10/21/chartex" xmlns:cx3="http://schemas.microsoft.com/office/drawing/2016/5/9/chartex" xmlns:cx4="http://schemas.microsoft.com/office/drawing/2016/5/10/chartex" xmlns:cx5="http://schemas.microsoft.com/office/drawing/2016/5/11/chartex" xmlns:cx6="http://schemas.microsoft.com/office/drawing/2016/5/12/chartex" xmlns:cx7="http://schemas.microsoft.com/office/drawing/2016/5/13/chartex" xmlns:cx8="http://schemas.microsoft.com/office/drawing/2016/5/14/chartex" xmlns:mc="http://schemas.openxmlformats.org/markup-compatibility/2006" xmlns:aink="http://schemas.microsoft.com/office/drawing/2016/ink" xmlns:am3d="http://schemas.microsoft.com/office/drawing/2017/model3d" xmlns:o="urn:schemas-microsoft-com:office:office" xmlns:oel="http://schemas.microsoft.com/office/2019/extlst" xmlns:r="http://schemas.openxmlformats.org/officeDocument/2006/relationships" xmlns:m="http://schemas.openxmlformats.org/officeDocument/2006/math" xmlns:v="urn:schemas-microsoft-com:vml" xmlns:wp14="http://schemas.microsoft.com/office/word/2010/wordprocessingDrawing" xmlns:wp="http://schemas.openxmlformats.org/drawingml/2006/wordprocessingDrawing" xmlns:w10="urn:schemas-microsoft-com:office:word" xmlns:w="http://schemas.openxmlformats.org/wordprocessingml/2006/main" xmlns:w14="http://schemas.microsoft.com/office/word/2010/wordml" xmlns:w15="http://schemas.microsoft.com/office/word/2012/wordml" xmlns:w16cex="http://schemas.microsoft.com/office/word/2018/wordml/cex" xmlns:w16cid="http://schemas.microsoft.com/office/word/2016/wordml/cid" xmlns:w16="http://schemas.microsoft.com/office/word/2018/wordml" xmlns:w16du="http://schemas.microsoft.com/office/word/2023/wordml/word16du" xmlns:w16sdtdh="http://schemas.microsoft.com/office/word/2020/wordml/sdtdatahash" xmlns:w16sdtfl="http://schemas.microsoft.com/office/word/2024/wordml/sdtformatlock" xmlns:w16se="http://schemas.microsoft.com/office/word/2015/wordml/symex" xmlns:wpg="http://schemas.microsoft.com/office/word/2010/wordprocessingGroup" xmlns:wpi="http://schemas.microsoft.com/office/word/2010/wordprocessingInk" xmlns:wne="http://schemas.microsoft.com/office/word/2006/wordml" xmlns:wps="http://schemas.microsoft.com/office/word/2010/wordprocessingShape" mc:Ignorable="w14 w15 w16se w16cid w16 w16cex w16sdtdh w16sdtfl w16du wp14">
+<w:numbering xmlns:wpc="http://schemas.microsoft.com/office/word/2010/wordprocessingCanvas" xmlns:cx="http://schemas.microsoft.com/office/drawing/2014/chartex" xmlns:cx1="http://schemas.microsoft.com/office/drawing/2015/9/8/chartex" xmlns:cx2="http://schemas.microsoft.com/office/drawing/2015/10/21/chartex" xmlns:cx3="http://schemas.microsoft.com/office/drawing/2016/5/9/chartex" xmlns:cx4="http://schemas.microsoft.com/office/drawing/2016/5/10/chartex" xmlns:cx5="http://schemas.microsoft.com/office/drawing/2016/5/11/chartex" xmlns:cx6="http://schemas.microsoft.com/office/drawing/2016/5/12/chartex" xmlns:cx7="http://schemas.microsoft.com/office/drawing/2016/5/13/chartex" xmlns:cx8="http://schemas.microsoft.com/office/drawing/2016/5/14/chartex" xmlns:mc="http://schemas.openxmlformats.org/markup-compatibility/2006" xmlns:aink="http://schemas.microsoft.com/office/drawing/2016/ink" xmlns:am3d="http://schemas.microsoft.com/office/drawing/2017/model3d" xmlns:o="urn:schemas-microsoft-com:office:office" xmlns:oel="http://schemas.microsoft.com/office/2019/extlst" xmlns:r="http://schemas.openxmlformats.org/officeDocument/2006/relationships" xmlns:m="http://schemas.openxmlformats.org/officeDocument/2006/math" xmlns:v="urn:schemas-microsoft-com:vml" xmlns:wp14="http://schemas.microsoft.com/office/word/2010/wordprocessingDrawing" xmlns:wp="http://schemas.openxmlformats.org/drawingml/2006/wordprocessingDrawing" xmlns:w10="urn:schemas-microsoft-com:office:word" xmlns:w="http://schemas.openxmlformats.org/wordprocessingml/2006/main" xmlns:w14="http://schemas.microsoft.com/office/word/2010/wordml" xmlns:w15="http://schemas.microsoft.com/office/word/2012/wordml" xmlns:w16cei="http://schemas.microsoft.com/office/word/2026/wordml/cei" xmlns:w16cex="http://schemas.microsoft.com/office/word/2018/wordml/cex" xmlns:w16cid="http://schemas.microsoft.com/office/word/2016/wordml/cid" xmlns:w16="http://schemas.microsoft.com/office/word/2018/wordml" xmlns:w16du="http://schemas.microsoft.com/office/word/2023/wordml/word16du" xmlns:w16sdtdh="http://schemas.microsoft.com/office/word/2020/wordml/sdtdatahash" xmlns:w16sdtfl="http://schemas.microsoft.com/office/word/2024/wordml/sdtformatlock" xmlns:w16se="http://schemas.microsoft.com/office/word/2015/wordml/symex" xmlns:wpg="http://schemas.microsoft.com/office/word/2010/wordprocessingGroup" xmlns:wpi="http://schemas.microsoft.com/office/word/2010/wordprocessingInk" xmlns:wne="http://schemas.microsoft.com/office/word/2006/wordml" xmlns:wps="http://schemas.microsoft.com/office/word/2010/wordprocessingShape" mc:Ignorable="w14 w15 w16se w16cid w16 w16cex w16sdtdh w16sdtfl w16du wp14">
   <w:abstractNum w:abstractNumId="0" w15:restartNumberingAfterBreak="0">
     <w:nsid w:val="11174C1D"/>
     <w:multiLevelType w:val="hybridMultilevel"/>
@@ -3792,6 +3903,7 @@
   <w:style w:type="character" w:default="1" w:styleId="a0">
     <w:name w:val="Default Paragraph Font"/>
     <w:uiPriority w:val="1"/>
+    <w:semiHidden/>
     <w:unhideWhenUsed/>
   </w:style>
   <w:style w:type="table" w:default="1" w:styleId="a1">
